--- a/docs/设计报告.docx
+++ b/docs/设计报告.docx
@@ -17,7 +17,7 @@
     </w:p>
     <w:p>
       <w:r>
-        <w:t>版本：V1.0　日期：2026 年 10 月 15 日（北京时间）</w:t>
+        <w:t>版本：V1.1　日期：2026 年 10 月 15 日（北京时间）</w:t>
       </w:r>
     </w:p>
     <w:p>
@@ -35,7 +35,7 @@
     </w:p>
     <w:p>
       <w:r>
-        <w:t>系统采用浏览器访问，分为访客、学生、管理员。当前基线来自《Campus Exchange 校园二手交易平台 软件需求分析 V1.0》。需求可随课程反馈迭代；本版不包含真实支付、学校身份验证、物流、WebSocket 或推荐算法。</w:t>
+        <w:t>系统采用浏览器访问，分为访客、学生、管理员。当前基线来自《Campus Exchange 校园二手交易平台 软件需求分析 V1.0》。需求可随课程反馈迭代；本版不包含真实支付、学校身份验证、物流或 WebSocket；推荐采用可解释规则评分。</w:t>
       </w:r>
     </w:p>
     <w:p>
@@ -537,7 +537,7 @@
           </w:tcPr>
           <w:p>
             <w:r>
-              <w:t>KPI、分类、7 日趋势</w:t>
+              <w:t>KPI、分类、日期区间趋势</w:t>
             </w:r>
           </w:p>
         </w:tc>
@@ -558,6 +558,187 @@
           <w:p>
             <w:r>
               <w:t>AT-07、浏览器图表渲染</w:t>
+            </w:r>
+          </w:p>
+        </w:tc>
+      </w:tr>
+    </w:tbl>
+    <w:tbl>
+      <w:tblPr>
+        <w:tblStyle w:val="LightShading-Accent1"/>
+        <w:tblW w:type="auto" w:w="0"/>
+        <w:tblLook w:firstColumn="1" w:firstRow="1" w:lastColumn="0" w:lastRow="0" w:noHBand="0" w:noVBand="1" w:val="04A0"/>
+      </w:tblPr>
+      <w:tblGrid>
+        <w:gridCol w:w="2448"/>
+        <w:gridCol w:w="2448"/>
+        <w:gridCol w:w="2448"/>
+        <w:gridCol w:w="2448"/>
+      </w:tblGrid>
+      <w:tr>
+        <w:tc>
+          <w:tcPr>
+            <w:tcW w:type="dxa" w:w="2448"/>
+          </w:tcPr>
+          <w:p>
+            <w:r>
+              <w:t>FR-12</w:t>
+            </w:r>
+          </w:p>
+        </w:tc>
+        <w:tc>
+          <w:tcPr>
+            <w:tcW w:type="dxa" w:w="2448"/>
+          </w:tcPr>
+          <w:p>
+            <w:r>
+              <w:t>收藏偏好、价格/热度/新鲜度推荐与理由</w:t>
+            </w:r>
+          </w:p>
+        </w:tc>
+        <w:tc>
+          <w:tcPr>
+            <w:tcW w:type="dxa" w:w="2448"/>
+          </w:tcPr>
+          <w:p>
+            <w:r>
+              <w:t>DiscoveryService、Market</w:t>
+            </w:r>
+          </w:p>
+        </w:tc>
+        <w:tc>
+          <w:tcPr>
+            <w:tcW w:type="dxa" w:w="2448"/>
+          </w:tcPr>
+          <w:p>
+            <w:r>
+              <w:t>接口 18</w:t>
+            </w:r>
+          </w:p>
+        </w:tc>
+      </w:tr>
+      <w:tr>
+        <w:tc>
+          <w:tcPr>
+            <w:tcW w:type="dxa" w:w="2448"/>
+          </w:tcPr>
+          <w:p>
+            <w:r>
+              <w:t>FR-13</w:t>
+            </w:r>
+          </w:p>
+        </w:tc>
+        <w:tc>
+          <w:tcPr>
+            <w:tcW w:type="dxa" w:w="2448"/>
+          </w:tcPr>
+          <w:p>
+            <w:r>
+              <w:t>卖家小铺、完成订单后唯一评价</w:t>
+            </w:r>
+          </w:p>
+        </w:tc>
+        <w:tc>
+          <w:tcPr>
+            <w:tcW w:type="dxa" w:w="2448"/>
+          </w:tcPr>
+          <w:p>
+            <w:r>
+              <w:t>CommunityService、Seller/Order</w:t>
+            </w:r>
+          </w:p>
+        </w:tc>
+        <w:tc>
+          <w:tcPr>
+            <w:tcW w:type="dxa" w:w="2448"/>
+          </w:tcPr>
+          <w:p>
+            <w:r>
+              <w:t>接口 19、浏览器成交评价</w:t>
+            </w:r>
+          </w:p>
+        </w:tc>
+      </w:tr>
+      <w:tr>
+        <w:tc>
+          <w:tcPr>
+            <w:tcW w:type="dxa" w:w="2448"/>
+          </w:tcPr>
+          <w:p>
+            <w:r>
+              <w:t>FR-14</w:t>
+            </w:r>
+          </w:p>
+        </w:tc>
+        <w:tc>
+          <w:tcPr>
+            <w:tcW w:type="dxa" w:w="2448"/>
+          </w:tcPr>
+          <w:p>
+            <w:r>
+              <w:t>订单事件和站内通知</w:t>
+            </w:r>
+          </w:p>
+        </w:tc>
+        <w:tc>
+          <w:tcPr>
+            <w:tcW w:type="dxa" w:w="2448"/>
+          </w:tcPr>
+          <w:p>
+            <w:r>
+              <w:t>WorkflowService、Order/Notifications</w:t>
+            </w:r>
+          </w:p>
+        </w:tc>
+        <w:tc>
+          <w:tcPr>
+            <w:tcW w:type="dxa" w:w="2448"/>
+          </w:tcPr>
+          <w:p>
+            <w:r>
+              <w:t>接口 19/20/25</w:t>
+            </w:r>
+          </w:p>
+        </w:tc>
+      </w:tr>
+      <w:tr>
+        <w:tc>
+          <w:tcPr>
+            <w:tcW w:type="dxa" w:w="2448"/>
+          </w:tcPr>
+          <w:p>
+            <w:r>
+              <w:t>FR-15</w:t>
+            </w:r>
+          </w:p>
+        </w:tc>
+        <w:tc>
+          <w:tcPr>
+            <w:tcW w:type="dxa" w:w="2448"/>
+          </w:tcPr>
+          <w:p>
+            <w:r>
+              <w:t>分类/公告配置、管理分页、区间统计</w:t>
+            </w:r>
+          </w:p>
+        </w:tc>
+        <w:tc>
+          <w:tcPr>
+            <w:tcW w:type="dxa" w:w="2448"/>
+          </w:tcPr>
+          <w:p>
+            <w:r>
+              <w:t>AdminService、ConfigManager/Admin</w:t>
+            </w:r>
+          </w:p>
+        </w:tc>
+        <w:tc>
+          <w:tcPr>
+            <w:tcW w:type="dxa" w:w="2448"/>
+          </w:tcPr>
+          <w:p>
+            <w:r>
+              <w:t>接口 21–24、浏览器配置联动</w:t>
             </w:r>
           </w:p>
         </w:tc>
@@ -885,6 +1066,102 @@
           </w:tcPr>
           <w:p>
             <w:r>
+              <w:t>/sellers/:id</w:t>
+            </w:r>
+          </w:p>
+        </w:tc>
+        <w:tc>
+          <w:tcPr>
+            <w:tcW w:type="dxa" w:w="3264"/>
+          </w:tcPr>
+          <w:p>
+            <w:r>
+              <w:t>卖家小铺与成交评价</w:t>
+            </w:r>
+          </w:p>
+        </w:tc>
+        <w:tc>
+          <w:tcPr>
+            <w:tcW w:type="dxa" w:w="3264"/>
+          </w:tcPr>
+          <w:p>
+            <w:r>
+              <w:t>正常账号公开</w:t>
+            </w:r>
+          </w:p>
+        </w:tc>
+      </w:tr>
+      <w:tr>
+        <w:tc>
+          <w:tcPr>
+            <w:tcW w:type="dxa" w:w="3264"/>
+          </w:tcPr>
+          <w:p>
+            <w:r>
+              <w:t>/orders/:id</w:t>
+            </w:r>
+          </w:p>
+        </w:tc>
+        <w:tc>
+          <w:tcPr>
+            <w:tcW w:type="dxa" w:w="3264"/>
+          </w:tcPr>
+          <w:p>
+            <w:r>
+              <w:t>订单事件、状态和评价</w:t>
+            </w:r>
+          </w:p>
+        </w:tc>
+        <w:tc>
+          <w:tcPr>
+            <w:tcW w:type="dxa" w:w="3264"/>
+          </w:tcPr>
+          <w:p>
+            <w:r>
+              <w:t>对应买卖双方或管理员查询</w:t>
+            </w:r>
+          </w:p>
+        </w:tc>
+      </w:tr>
+      <w:tr>
+        <w:tc>
+          <w:tcPr>
+            <w:tcW w:type="dxa" w:w="3264"/>
+          </w:tcPr>
+          <w:p>
+            <w:r>
+              <w:t>/notifications</w:t>
+            </w:r>
+          </w:p>
+        </w:tc>
+        <w:tc>
+          <w:tcPr>
+            <w:tcW w:type="dxa" w:w="3264"/>
+          </w:tcPr>
+          <w:p>
+            <w:r>
+              <w:t>站内通知</w:t>
+            </w:r>
+          </w:p>
+        </w:tc>
+        <w:tc>
+          <w:tcPr>
+            <w:tcW w:type="dxa" w:w="3264"/>
+          </w:tcPr>
+          <w:p>
+            <w:r>
+              <w:t>当前账号</w:t>
+            </w:r>
+          </w:p>
+        </w:tc>
+      </w:tr>
+      <w:tr>
+        <w:tc>
+          <w:tcPr>
+            <w:tcW w:type="dxa" w:w="3264"/>
+          </w:tcPr>
+          <w:p>
+            <w:r>
               <w:t>/admin?tab=...</w:t>
             </w:r>
           </w:p>
@@ -895,7 +1172,7 @@
           </w:tcPr>
           <w:p>
             <w:r>
-              <w:t>六类管理页面</w:t>
+              <w:t>八类管理页面</w:t>
             </w:r>
           </w:p>
         </w:tc>
@@ -933,7 +1210,7 @@
       <w:r>
         <w:drawing>
           <wp:inline xmlns:a="http://schemas.openxmlformats.org/drawingml/2006/main" xmlns:pic="http://schemas.openxmlformats.org/drawingml/2006/picture">
-            <wp:extent cx="5486400" cy="4137820"/>
+            <wp:extent cx="5486400" cy="3618734"/>
             <wp:docPr id="2" name="Picture 2"/>
             <wp:cNvGraphicFramePr>
               <a:graphicFrameLocks noChangeAspect="1"/>
@@ -954,7 +1231,7 @@
                   <pic:spPr>
                     <a:xfrm>
                       <a:off x="0" y="0"/>
-                      <a:ext cx="5486400" cy="4137820"/>
+                      <a:ext cx="5486400" cy="3618734"/>
                     </a:xfrm>
                     <a:prstGeom prst="rect"/>
                   </pic:spPr>
@@ -1247,6 +1524,94 @@
           </w:p>
         </w:tc>
       </w:tr>
+      <w:tr>
+        <w:tc>
+          <w:tcPr>
+            <w:tcW w:type="dxa" w:w="4896"/>
+          </w:tcPr>
+          <w:p>
+            <w:r>
+              <w:t>trade_review</w:t>
+            </w:r>
+          </w:p>
+        </w:tc>
+        <w:tc>
+          <w:tcPr>
+            <w:tcW w:type="dxa" w:w="4896"/>
+          </w:tcPr>
+          <w:p>
+            <w:r>
+              <w:t>order_id 唯一；买家/卖家、1–5 星、正文、时间</w:t>
+            </w:r>
+          </w:p>
+        </w:tc>
+      </w:tr>
+      <w:tr>
+        <w:tc>
+          <w:tcPr>
+            <w:tcW w:type="dxa" w:w="4896"/>
+          </w:tcPr>
+          <w:p>
+            <w:r>
+              <w:t>order_event</w:t>
+            </w:r>
+          </w:p>
+        </w:tc>
+        <w:tc>
+          <w:tcPr>
+            <w:tcW w:type="dxa" w:w="4896"/>
+          </w:tcPr>
+          <w:p>
+            <w:r>
+              <w:t>order_id、actor_id、事件、说明、时间</w:t>
+            </w:r>
+          </w:p>
+        </w:tc>
+      </w:tr>
+      <w:tr>
+        <w:tc>
+          <w:tcPr>
+            <w:tcW w:type="dxa" w:w="4896"/>
+          </w:tcPr>
+          <w:p>
+            <w:r>
+              <w:t>notification</w:t>
+            </w:r>
+          </w:p>
+        </w:tc>
+        <w:tc>
+          <w:tcPr>
+            <w:tcW w:type="dxa" w:w="4896"/>
+          </w:tcPr>
+          <w:p>
+            <w:r>
+              <w:t>user_id、类型、标题、正文、内部链接、已读、时间</w:t>
+            </w:r>
+          </w:p>
+        </w:tc>
+      </w:tr>
+      <w:tr>
+        <w:tc>
+          <w:tcPr>
+            <w:tcW w:type="dxa" w:w="4896"/>
+          </w:tcPr>
+          <w:p>
+            <w:r>
+              <w:t>announcement</w:t>
+            </w:r>
+          </w:p>
+        </w:tc>
+        <w:tc>
+          <w:tcPr>
+            <w:tcW w:type="dxa" w:w="4896"/>
+          </w:tcPr>
+          <w:p>
+            <w:r>
+              <w:t>标题、纯文本、草稿/发布、置顶、创建者、时间</w:t>
+            </w:r>
+          </w:p>
+        </w:tc>
+      </w:tr>
     </w:tbl>
     <w:p>
       <w:r>
@@ -1255,7 +1620,7 @@
     </w:p>
     <w:p>
       <w:r>
-        <w:t>完整字段以 V1__schema.sql 为准。Flyway 自动执行，后续结构修改必须新增迁移，不修改已生效迁移。</w:t>
+        <w:t>完整字段以 V1__schema.sql 与 V2__discovery_and_trust.sql 为准。Flyway 自动执行，后续结构修改必须新增迁移，不修改已生效迁移。</w:t>
       </w:r>
     </w:p>
     <w:p>
@@ -1446,7 +1811,7 @@
     </w:p>
     <w:p>
       <w:r>
-        <w:t>学生数不包括管理员。商品数包括全部状态，分类图也包括全部状态。成交笔数和金额仅包括 COMPLETED 的订单，金额使用订单快照。7 日趋势按北京时间的 completed_at 分组，空日期补零。待审核和待举报计数单独展示，避免和成交指标混淆。</w:t>
+        <w:t>学生数不包括管理员。商品数包括全部状态，分类图也包括全部状态。成交笔数和金额仅包括 COMPLETED 的订单，金额使用订单快照。趋势按北京时间的 completed_at 在所选 1–90 天内分组，默认近 7 天，空日期补零。区间预约按创建日期统计，其当前完成数量与完成日期区间成交数量分开显示。待审核和待举报计数单独展示，避免和成交指标混淆。</w:t>
       </w:r>
     </w:p>
     <w:p>
@@ -1464,7 +1829,7 @@
     </w:p>
     <w:p>
       <w:r>
-        <w:t>测试使用真实 HTTP + MySQL 的 17 项验收脚本，以及 Playwright 浏览器集成流程。性能样本可选装入 500 件商品，运行 30 次分页测量。具体实测结果、截图和录屏见测试报告与演示资料；不以静态界面或零测试 Maven 构建代替业务验证。</w:t>
+        <w:t>测试使用真实 HTTP + MySQL 的 25 项验收脚本，以及 Playwright 浏览器集成流程。性能样本可选装入 500 件商品，运行 30 次分页测量。具体实测结果、截图和录屏见测试报告与演示资料；不以静态界面或零测试 Maven 构建代替业务验证。</w:t>
       </w:r>
     </w:p>
     <w:p>
@@ -1482,7 +1847,30 @@
     </w:p>
     <w:p>
       <w:r>
-        <w:t>优先根据老师反馈调整字段、分类和报告格式。可在基础流程稳定后增加评价与卖家信用、站内通知、简单分类热度推荐。即时聊天与真实支付属于单独迭代，不影响本版线下交易规则。</w:t>
+        <w:t>优先根据老师反馈调整字段、分类和报告格式。V1.1 已实现卖家评价、站内通知、规则推荐、分类公告管理与后台分页。后续可以评估推荐效果、增加评价申诉和存储配额。即时聊天与真实支付属于单独迭代，不影响本版线下交易规则。</w:t>
+      </w:r>
+    </w:p>
+    <w:p>
+      <w:pPr>
+        <w:pStyle w:val="Heading2"/>
+      </w:pPr>
+      <w:r>
+        <w:t>11. V1.1 特色实现</w:t>
+      </w:r>
+    </w:p>
+    <w:p>
+      <w:r>
+        <w:t>推荐从最多 200 条保留收藏提取类别频次与价格中位数，对公开在售候选商品按类别 45、价格 25、热度 20、新鲜度 10 分评分；无收藏回退热度 55、新鲜度 45。排除本人、已收藏、非在售、禁用卖家商品。每条理由由对应分量生成；不是训练模型。计算公式见完整功能说明。</w:t>
+      </w:r>
+    </w:p>
+    <w:p>
+      <w:r>
+        <w:t>评价事务先锁对应订单，检查当前买家和 COMPLETED 状态，再由唯一 order_id 防重复。公共卖家页只展示资料、当前在售商品和成交评价，不返回密码、内部订单号等信息。</w:t>
+      </w:r>
+    </w:p>
+    <w:p>
+      <w:r>
+        <w:t>工作流服务把订单事件与通知写入业务事务，自动取消也完整留痕。旧库升级保留原表数据，只增加四张表并补入已知时间，不虚构旧确认时间。分类引用保护、公告发布和管理分页通过独立验收。</w:t>
       </w:r>
     </w:p>
     <w:sectPr>
